--- a/rapports/2026-06-06/EQ11/EQ11_enq2_v2/DR_083202020017/56-86-71-74.docx
+++ b/rapports/2026-06-06/EQ11/EQ11_enq2_v2/DR_083202020017/56-86-71-74.docx
@@ -297,7 +297,7 @@
           <w:color w:val="1F6FEB"/>
           <w:sz w:val="22"/>
         </w:rPr>
-        <w:t>⚠ INCOHÉRENCES À CORRIGER (117)</w:t>
+        <w:t>⚠ INCOHÉRENCES À CORRIGER (114)</w:t>
       </w:r>
     </w:p>
     <w:tbl>
@@ -575,7 +575,7 @@
                 <w:i w:val="0"/>
                 <w:sz w:val="17"/>
               </w:rPr>
-              <w:t>Incoherence! DYBOREOU BA dispose d'un téléphone portable à s01q39, donc la raison évoquée ne peut pas être (ne dispose pas d'appareil).</w:t>
+              <w:t>Incoherence! DIOUMA SOW dispose d'un téléphone portable à s01q39, donc la raison évoquée ne peut pas être (ne dispose pas d'appareil).</w:t>
             </w:r>
           </w:p>
         </w:tc>
@@ -665,7 +665,7 @@
                 <w:i w:val="0"/>
                 <w:sz w:val="17"/>
               </w:rPr>
-              <w:t>Avertissement!! L'âge (11) ans du premier mariage de DYBOREOU BA semble incoherent.</w:t>
+              <w:t>Avertissement!! L'âge (11) ans du premier mariage de DIOUMA SOW semble incoherent.</w:t>
             </w:r>
           </w:p>
         </w:tc>
@@ -724,7 +724,7 @@
                 <w:color w:val="16A34A"/>
                 <w:sz w:val="16"/>
               </w:rPr>
-              <w:t>s01q02, s01q12, s01q13, s01q00b</w:t>
+              <w:t>s01q39</w:t>
             </w:r>
           </w:p>
         </w:tc>
@@ -755,7 +755,7 @@
                 <w:i w:val="0"/>
                 <w:sz w:val="17"/>
               </w:rPr>
-              <w:t>Le chef de ménage ou le/la Conjoint ( e ) ( SIDI SOW ) est visiteur, veuillez  corriger cette incoherence (question 1.12 et 1.13) merci.</w:t>
+              <w:t>Incoherence! DYBOREOU BA dispose d'un téléphone portable à s01q39, donc la raison évoquée ne peut pas être (ne dispose pas d'appareil).</w:t>
             </w:r>
           </w:p>
         </w:tc>
@@ -814,7 +814,7 @@
                 <w:color w:val="16A34A"/>
                 <w:sz w:val="16"/>
               </w:rPr>
-              <w:t>s01q39</w:t>
+              <w:t>—</w:t>
             </w:r>
           </w:p>
         </w:tc>
@@ -845,7 +845,7 @@
                 <w:i w:val="0"/>
                 <w:sz w:val="17"/>
               </w:rPr>
-              <w:t>Incoherence! DIOUMA SOW dispose d'un téléphone portable à s01q39, donc la raison évoquée ne peut pas être (ne dispose pas d'appareil).</w:t>
+              <w:t>Avertissement!! L'âge (11) ans du premier mariage de DYBOREOU BA semble incoherent.</w:t>
             </w:r>
           </w:p>
         </w:tc>
@@ -904,7 +904,7 @@
                 <w:color w:val="16A34A"/>
                 <w:sz w:val="16"/>
               </w:rPr>
-              <w:t>—</w:t>
+              <w:t>s01q02, s01q12, s01q13, s01q00b</w:t>
             </w:r>
           </w:p>
         </w:tc>
@@ -935,7 +935,7 @@
                 <w:i w:val="0"/>
                 <w:sz w:val="17"/>
               </w:rPr>
-              <w:t>Avertissement!! L'âge (11) ans du premier mariage de DIOUMA SOW semble incoherent.</w:t>
+              <w:t>Le chef de ménage ou le/la Conjoint ( e ) ( SIDI SOW ) est visiteur, veuillez  corriger cette incoherence (question 1.12 et 1.13) merci.</w:t>
             </w:r>
           </w:p>
         </w:tc>
@@ -1926,276 +1926,6 @@
                 <w:sz w:val="17"/>
               </w:rPr>
               <w:t>Prière de vérifier cette information auprès de l'enquêté et de corriger si nécessaire.</w:t>
-            </w:r>
-          </w:p>
-        </w:tc>
-      </w:tr>
-      <w:tr>
-        <w:tc>
-          <w:tcPr>
-            <w:tcW w:type="dxa" w:w="964"/>
-          </w:tcPr>
-          <w:p>
-            <w:r>
-              <w:rPr>
-                <w:b/>
-                <w:i w:val="0"/>
-                <w:color w:val="EA580C"/>
-                <w:sz w:val="16"/>
-              </w:rPr>
-              <w:t>Moyenne</w:t>
-            </w:r>
-          </w:p>
-        </w:tc>
-        <w:tc>
-          <w:tcPr>
-            <w:tcW w:type="dxa" w:w="1247"/>
-          </w:tcPr>
-          <w:p>
-            <w:r>
-              <w:rPr>
-                <w:b/>
-                <w:i w:val="0"/>
-                <w:sz w:val="16"/>
-              </w:rPr>
-              <w:t>S01</w:t>
-              <w:br/>
-            </w:r>
-            <w:r>
-              <w:rPr>
-                <w:b w:val="0"/>
-                <w:i w:val="0"/>
-                <w:color w:val="64748B"/>
-                <w:sz w:val="14"/>
-              </w:rPr>
-              <w:t>Démographie</w:t>
-            </w:r>
-          </w:p>
-        </w:tc>
-        <w:tc>
-          <w:tcPr>
-            <w:tcW w:type="dxa" w:w="1531"/>
-          </w:tcPr>
-          <w:p>
-            <w:r>
-              <w:rPr>
-                <w:b/>
-                <w:i w:val="0"/>
-                <w:color w:val="16A34A"/>
-                <w:sz w:val="16"/>
-              </w:rPr>
-              <w:t>s00q27, s01q03a, s01q03b, s01q03c, s01q00b</w:t>
-            </w:r>
-          </w:p>
-        </w:tc>
-        <w:tc>
-          <w:tcPr>
-            <w:tcW w:type="dxa" w:w="1191"/>
-          </w:tcPr>
-          <w:p>
-            <w:r>
-              <w:rPr>
-                <w:b w:val="0"/>
-                <w:i w:val="0"/>
-                <w:color w:val="64748B"/>
-                <w:sz w:val="16"/>
-              </w:rPr>
-              <w:t>GT-CQ</w:t>
-            </w:r>
-          </w:p>
-        </w:tc>
-        <w:tc>
-          <w:tcPr>
-            <w:tcW w:type="dxa" w:w="4706"/>
-          </w:tcPr>
-          <w:p>
-            <w:r>
-              <w:rPr>
-                <w:b w:val="0"/>
-                <w:i w:val="0"/>
-                <w:sz w:val="17"/>
-              </w:rPr>
-              <w:t>Les informations sur l'acte de naissance (ni Jours, ni mois et ni années) de  SIDI SOW  manquent, s'il vous plait pouvez-vous fournir d'effort pour avoir ces informations.</w:t>
-            </w:r>
-          </w:p>
-        </w:tc>
-      </w:tr>
-      <w:tr>
-        <w:tc>
-          <w:tcPr>
-            <w:tcW w:type="dxa" w:w="964"/>
-          </w:tcPr>
-          <w:p>
-            <w:r>
-              <w:rPr>
-                <w:b/>
-                <w:i w:val="0"/>
-                <w:color w:val="EA580C"/>
-                <w:sz w:val="16"/>
-              </w:rPr>
-              <w:t>Moyenne</w:t>
-            </w:r>
-          </w:p>
-        </w:tc>
-        <w:tc>
-          <w:tcPr>
-            <w:tcW w:type="dxa" w:w="1247"/>
-          </w:tcPr>
-          <w:p>
-            <w:r>
-              <w:rPr>
-                <w:b/>
-                <w:i w:val="0"/>
-                <w:sz w:val="16"/>
-              </w:rPr>
-              <w:t>S01</w:t>
-              <w:br/>
-            </w:r>
-            <w:r>
-              <w:rPr>
-                <w:b w:val="0"/>
-                <w:i w:val="0"/>
-                <w:color w:val="64748B"/>
-                <w:sz w:val="14"/>
-              </w:rPr>
-              <w:t>Démographie</w:t>
-            </w:r>
-          </w:p>
-        </w:tc>
-        <w:tc>
-          <w:tcPr>
-            <w:tcW w:type="dxa" w:w="1531"/>
-          </w:tcPr>
-          <w:p>
-            <w:r>
-              <w:rPr>
-                <w:b/>
-                <w:i w:val="0"/>
-                <w:color w:val="16A34A"/>
-                <w:sz w:val="16"/>
-              </w:rPr>
-              <w:t>s00q27, s01q03a, s01q03b, s01q03c, s01q00b</w:t>
-            </w:r>
-          </w:p>
-        </w:tc>
-        <w:tc>
-          <w:tcPr>
-            <w:tcW w:type="dxa" w:w="1191"/>
-          </w:tcPr>
-          <w:p>
-            <w:r>
-              <w:rPr>
-                <w:b w:val="0"/>
-                <w:i w:val="0"/>
-                <w:color w:val="64748B"/>
-                <w:sz w:val="16"/>
-              </w:rPr>
-              <w:t>GT-CQ</w:t>
-            </w:r>
-          </w:p>
-        </w:tc>
-        <w:tc>
-          <w:tcPr>
-            <w:tcW w:type="dxa" w:w="4706"/>
-          </w:tcPr>
-          <w:p>
-            <w:r>
-              <w:rPr>
-                <w:b w:val="0"/>
-                <w:i w:val="0"/>
-                <w:sz w:val="17"/>
-              </w:rPr>
-              <w:t>Les informations sur l'acte de naissance (ni Jours, ni mois et ni années) de  DIOUMA SOW  manquent, s'il vous plait pouvez-vous fournir d'effort pour avoir ces informations.</w:t>
-            </w:r>
-          </w:p>
-        </w:tc>
-      </w:tr>
-      <w:tr>
-        <w:tc>
-          <w:tcPr>
-            <w:tcW w:type="dxa" w:w="964"/>
-          </w:tcPr>
-          <w:p>
-            <w:r>
-              <w:rPr>
-                <w:b/>
-                <w:i w:val="0"/>
-                <w:color w:val="EA580C"/>
-                <w:sz w:val="16"/>
-              </w:rPr>
-              <w:t>Moyenne</w:t>
-            </w:r>
-          </w:p>
-        </w:tc>
-        <w:tc>
-          <w:tcPr>
-            <w:tcW w:type="dxa" w:w="1247"/>
-          </w:tcPr>
-          <w:p>
-            <w:r>
-              <w:rPr>
-                <w:b/>
-                <w:i w:val="0"/>
-                <w:sz w:val="16"/>
-              </w:rPr>
-              <w:t>S01</w:t>
-              <w:br/>
-            </w:r>
-            <w:r>
-              <w:rPr>
-                <w:b w:val="0"/>
-                <w:i w:val="0"/>
-                <w:color w:val="64748B"/>
-                <w:sz w:val="14"/>
-              </w:rPr>
-              <w:t>Démographie</w:t>
-            </w:r>
-          </w:p>
-        </w:tc>
-        <w:tc>
-          <w:tcPr>
-            <w:tcW w:type="dxa" w:w="1531"/>
-          </w:tcPr>
-          <w:p>
-            <w:r>
-              <w:rPr>
-                <w:b/>
-                <w:i w:val="0"/>
-                <w:color w:val="16A34A"/>
-                <w:sz w:val="16"/>
-              </w:rPr>
-              <w:t>s00q27, s01q03a, s01q03b, s01q03c, s01q00b</w:t>
-            </w:r>
-          </w:p>
-        </w:tc>
-        <w:tc>
-          <w:tcPr>
-            <w:tcW w:type="dxa" w:w="1191"/>
-          </w:tcPr>
-          <w:p>
-            <w:r>
-              <w:rPr>
-                <w:b w:val="0"/>
-                <w:i w:val="0"/>
-                <w:color w:val="64748B"/>
-                <w:sz w:val="16"/>
-              </w:rPr>
-              <w:t>GT-CQ</w:t>
-            </w:r>
-          </w:p>
-        </w:tc>
-        <w:tc>
-          <w:tcPr>
-            <w:tcW w:type="dxa" w:w="4706"/>
-          </w:tcPr>
-          <w:p>
-            <w:r>
-              <w:rPr>
-                <w:b w:val="0"/>
-                <w:i w:val="0"/>
-                <w:sz w:val="17"/>
-              </w:rPr>
-              <w:t>Les informations sur l'acte de naissance (ni Jours, ni mois et ni années) de  KOR SOW  manquent, s'il vous plait pouvez-vous fournir d'effort pour avoir ces informations.</w:t>
             </w:r>
           </w:p>
         </w:tc>
